--- a/assets/CV_IvanaValigura.docx
+++ b/assets/CV_IvanaValigura.docx
@@ -2,6 +2,7 @@
 <file path=word/document.xml><?xml version="1.0" encoding="utf-8"?>
 <w:document xmlns:wpc="http://schemas.microsoft.com/office/word/2010/wordprocessingCanvas" xmlns:mc="http://schemas.openxmlformats.org/markup-compatibility/2006" xmlns:o="urn:schemas-microsoft-com:office:office" xmlns:r="http://schemas.openxmlformats.org/officeDocument/2006/relationships" xmlns:m="http://schemas.openxmlformats.org/officeDocument/2006/math" xmlns:v="urn:schemas-microsoft-com:vml" xmlns:wp14="http://schemas.microsoft.com/office/word/2010/wordprocessingDrawing" xmlns:wp="http://schemas.openxmlformats.org/drawingml/2006/wordprocessingDrawing" xmlns:w10="urn:schemas-microsoft-com:office:word" xmlns:w="http://schemas.openxmlformats.org/wordprocessingml/2006/main" xmlns:w14="http://schemas.microsoft.com/office/word/2010/wordml" xmlns:w15="http://schemas.microsoft.com/office/word/2012/wordml" xmlns:wpg="http://schemas.microsoft.com/office/word/2010/wordprocessingGroup" xmlns:wpi="http://schemas.microsoft.com/office/word/2010/wordprocessingInk" xmlns:wne="http://schemas.microsoft.com/office/word/2006/wordml" xmlns:wps="http://schemas.microsoft.com/office/word/2010/wordprocessingShape" mc:Ignorable="w14 w15 wp14">
   <w:body>
+    <w:bookmarkStart w:id="0" w:name="_GoBack"/>
     <w:p>
       <w:pPr>
         <w:rPr>
@@ -228,6 +229,7 @@
         </mc:AlternateContent>
       </w:r>
     </w:p>
+    <w:bookmarkEnd w:id="0"/>
     <w:p>
       <w:pPr>
         <w:rPr>
@@ -577,14 +579,106 @@
                             <w:r>
                               <w:t xml:space="preserve">• </w:t>
                             </w:r>
-                            <w:r>
-                              <w:rPr>
-                                <w:rFonts w:ascii="Arial" w:eastAsia="Times New Roman" w:hAnsi="Arial" w:cs="Arial"/>
-                                <w:bCs/>
-                                <w:lang w:eastAsia="sr-Cyrl-RS"/>
-                              </w:rPr>
-                              <w:t>Strong sense of responsibility and commitment</w:t>
-                            </w:r>
+                            <w:proofErr w:type="spellStart"/>
+                            <w:r>
+                              <w:rPr>
+                                <w:rFonts w:ascii="Arial" w:eastAsia="Times New Roman" w:hAnsi="Arial" w:cs="Arial"/>
+                                <w:bCs/>
+                                <w:lang w:eastAsia="sr-Cyrl-RS"/>
+                              </w:rPr>
+                              <w:t>Strong</w:t>
+                            </w:r>
+                            <w:proofErr w:type="spellEnd"/>
+                            <w:r>
+                              <w:rPr>
+                                <w:rFonts w:ascii="Arial" w:eastAsia="Times New Roman" w:hAnsi="Arial" w:cs="Arial"/>
+                                <w:bCs/>
+                                <w:lang w:eastAsia="sr-Cyrl-RS"/>
+                              </w:rPr>
+                              <w:t xml:space="preserve"> </w:t>
+                            </w:r>
+                            <w:proofErr w:type="spellStart"/>
+                            <w:r>
+                              <w:rPr>
+                                <w:rFonts w:ascii="Arial" w:eastAsia="Times New Roman" w:hAnsi="Arial" w:cs="Arial"/>
+                                <w:bCs/>
+                                <w:lang w:eastAsia="sr-Cyrl-RS"/>
+                              </w:rPr>
+                              <w:t>sense</w:t>
+                            </w:r>
+                            <w:proofErr w:type="spellEnd"/>
+                            <w:r>
+                              <w:rPr>
+                                <w:rFonts w:ascii="Arial" w:eastAsia="Times New Roman" w:hAnsi="Arial" w:cs="Arial"/>
+                                <w:bCs/>
+                                <w:lang w:eastAsia="sr-Cyrl-RS"/>
+                              </w:rPr>
+                              <w:t xml:space="preserve"> </w:t>
+                            </w:r>
+                            <w:proofErr w:type="spellStart"/>
+                            <w:r>
+                              <w:rPr>
+                                <w:rFonts w:ascii="Arial" w:eastAsia="Times New Roman" w:hAnsi="Arial" w:cs="Arial"/>
+                                <w:bCs/>
+                                <w:lang w:eastAsia="sr-Cyrl-RS"/>
+                              </w:rPr>
+                              <w:t>of</w:t>
+                            </w:r>
+                            <w:proofErr w:type="spellEnd"/>
+                            <w:r>
+                              <w:rPr>
+                                <w:rFonts w:ascii="Arial" w:eastAsia="Times New Roman" w:hAnsi="Arial" w:cs="Arial"/>
+                                <w:bCs/>
+                                <w:lang w:eastAsia="sr-Cyrl-RS"/>
+                              </w:rPr>
+                              <w:t xml:space="preserve"> </w:t>
+                            </w:r>
+                            <w:proofErr w:type="spellStart"/>
+                            <w:r>
+                              <w:rPr>
+                                <w:rFonts w:ascii="Arial" w:eastAsia="Times New Roman" w:hAnsi="Arial" w:cs="Arial"/>
+                                <w:bCs/>
+                                <w:lang w:eastAsia="sr-Cyrl-RS"/>
+                              </w:rPr>
+                              <w:t>responsibility</w:t>
+                            </w:r>
+                            <w:proofErr w:type="spellEnd"/>
+                            <w:r>
+                              <w:rPr>
+                                <w:rFonts w:ascii="Arial" w:eastAsia="Times New Roman" w:hAnsi="Arial" w:cs="Arial"/>
+                                <w:bCs/>
+                                <w:lang w:eastAsia="sr-Cyrl-RS"/>
+                              </w:rPr>
+                              <w:t xml:space="preserve"> </w:t>
+                            </w:r>
+                            <w:proofErr w:type="spellStart"/>
+                            <w:r>
+                              <w:rPr>
+                                <w:rFonts w:ascii="Arial" w:eastAsia="Times New Roman" w:hAnsi="Arial" w:cs="Arial"/>
+                                <w:bCs/>
+                                <w:lang w:eastAsia="sr-Cyrl-RS"/>
+                              </w:rPr>
+                              <w:t>and</w:t>
+                            </w:r>
+                            <w:proofErr w:type="spellEnd"/>
+                            <w:r>
+                              <w:rPr>
+                                <w:rFonts w:ascii="Arial" w:eastAsia="Times New Roman" w:hAnsi="Arial" w:cs="Arial"/>
+                                <w:bCs/>
+                                <w:lang w:eastAsia="sr-Cyrl-RS"/>
+                              </w:rPr>
+                              <w:t xml:space="preserve"> </w:t>
+                            </w:r>
+                            <w:proofErr w:type="spellStart"/>
+                            <w:r>
+                              <w:rPr>
+                                <w:rFonts w:ascii="Arial" w:eastAsia="Times New Roman" w:hAnsi="Arial" w:cs="Arial"/>
+                                <w:bCs/>
+                                <w:lang w:eastAsia="sr-Cyrl-RS"/>
+                              </w:rPr>
+                              <w:t>commitment</w:t>
+                            </w:r>
+                            <w:proofErr w:type="spellEnd"/>
                             <w:r>
                               <w:rPr>
                                 <w:rFonts w:ascii="Arial" w:eastAsia="Times New Roman" w:hAnsi="Arial" w:cs="Arial"/>
@@ -604,14 +698,124 @@
                             <w:r>
                               <w:t xml:space="preserve">• </w:t>
                             </w:r>
-                            <w:r>
-                              <w:rPr>
-                                <w:rFonts w:ascii="Arial" w:eastAsia="Times New Roman" w:hAnsi="Arial" w:cs="Arial"/>
-                                <w:bCs/>
-                                <w:lang w:eastAsia="sr-Cyrl-RS"/>
-                              </w:rPr>
-                              <w:t>Strong organizational skills and attention to detail</w:t>
-                            </w:r>
+                            <w:proofErr w:type="spellStart"/>
+                            <w:r>
+                              <w:rPr>
+                                <w:rFonts w:ascii="Arial" w:eastAsia="Times New Roman" w:hAnsi="Arial" w:cs="Arial"/>
+                                <w:bCs/>
+                                <w:lang w:eastAsia="sr-Cyrl-RS"/>
+                              </w:rPr>
+                              <w:t>Strong</w:t>
+                            </w:r>
+                            <w:proofErr w:type="spellEnd"/>
+                            <w:r>
+                              <w:rPr>
+                                <w:rFonts w:ascii="Arial" w:eastAsia="Times New Roman" w:hAnsi="Arial" w:cs="Arial"/>
+                                <w:bCs/>
+                                <w:lang w:eastAsia="sr-Cyrl-RS"/>
+                              </w:rPr>
+                              <w:t xml:space="preserve"> </w:t>
+                            </w:r>
+                            <w:proofErr w:type="spellStart"/>
+                            <w:r>
+                              <w:rPr>
+                                <w:rFonts w:ascii="Arial" w:eastAsia="Times New Roman" w:hAnsi="Arial" w:cs="Arial"/>
+                                <w:bCs/>
+                                <w:lang w:eastAsia="sr-Cyrl-RS"/>
+                              </w:rPr>
+                              <w:t>organizational</w:t>
+                            </w:r>
+                            <w:proofErr w:type="spellEnd"/>
+                            <w:r>
+                              <w:rPr>
+                                <w:rFonts w:ascii="Arial" w:eastAsia="Times New Roman" w:hAnsi="Arial" w:cs="Arial"/>
+                                <w:bCs/>
+                                <w:lang w:eastAsia="sr-Cyrl-RS"/>
+                              </w:rPr>
+                              <w:t xml:space="preserve"> </w:t>
+                            </w:r>
+                            <w:proofErr w:type="spellStart"/>
+                            <w:r>
+                              <w:rPr>
+                                <w:rFonts w:ascii="Arial" w:eastAsia="Times New Roman" w:hAnsi="Arial" w:cs="Arial"/>
+                                <w:bCs/>
+                                <w:lang w:eastAsia="sr-Cyrl-RS"/>
+                              </w:rPr>
+                              <w:t>skills</w:t>
+                            </w:r>
+                            <w:proofErr w:type="spellEnd"/>
+                            <w:r>
+                              <w:rPr>
+                                <w:rFonts w:ascii="Arial" w:eastAsia="Times New Roman" w:hAnsi="Arial" w:cs="Arial"/>
+                                <w:bCs/>
+                                <w:lang w:eastAsia="sr-Cyrl-RS"/>
+                              </w:rPr>
+                              <w:t xml:space="preserve"> </w:t>
+                            </w:r>
+                            <w:proofErr w:type="spellStart"/>
+                            <w:r>
+                              <w:rPr>
+                                <w:rFonts w:ascii="Arial" w:eastAsia="Times New Roman" w:hAnsi="Arial" w:cs="Arial"/>
+                                <w:bCs/>
+                                <w:lang w:eastAsia="sr-Cyrl-RS"/>
+                              </w:rPr>
+                              <w:t>and</w:t>
+                            </w:r>
+                            <w:proofErr w:type="spellEnd"/>
+                            <w:r>
+                              <w:rPr>
+                                <w:rFonts w:ascii="Arial" w:eastAsia="Times New Roman" w:hAnsi="Arial" w:cs="Arial"/>
+                                <w:bCs/>
+                                <w:lang w:eastAsia="sr-Cyrl-RS"/>
+                              </w:rPr>
+                              <w:t xml:space="preserve"> </w:t>
+                            </w:r>
+                            <w:proofErr w:type="spellStart"/>
+                            <w:r>
+                              <w:rPr>
+                                <w:rFonts w:ascii="Arial" w:eastAsia="Times New Roman" w:hAnsi="Arial" w:cs="Arial"/>
+                                <w:bCs/>
+                                <w:lang w:eastAsia="sr-Cyrl-RS"/>
+                              </w:rPr>
+                              <w:t>attention</w:t>
+                            </w:r>
+                            <w:proofErr w:type="spellEnd"/>
+                            <w:r>
+                              <w:rPr>
+                                <w:rFonts w:ascii="Arial" w:eastAsia="Times New Roman" w:hAnsi="Arial" w:cs="Arial"/>
+                                <w:bCs/>
+                                <w:lang w:eastAsia="sr-Cyrl-RS"/>
+                              </w:rPr>
+                              <w:t xml:space="preserve"> </w:t>
+                            </w:r>
+                            <w:proofErr w:type="spellStart"/>
+                            <w:r>
+                              <w:rPr>
+                                <w:rFonts w:ascii="Arial" w:eastAsia="Times New Roman" w:hAnsi="Arial" w:cs="Arial"/>
+                                <w:bCs/>
+                                <w:lang w:eastAsia="sr-Cyrl-RS"/>
+                              </w:rPr>
+                              <w:t>to</w:t>
+                            </w:r>
+                            <w:proofErr w:type="spellEnd"/>
+                            <w:r>
+                              <w:rPr>
+                                <w:rFonts w:ascii="Arial" w:eastAsia="Times New Roman" w:hAnsi="Arial" w:cs="Arial"/>
+                                <w:bCs/>
+                                <w:lang w:eastAsia="sr-Cyrl-RS"/>
+                              </w:rPr>
+                              <w:t xml:space="preserve"> </w:t>
+                            </w:r>
+                            <w:proofErr w:type="spellStart"/>
+                            <w:r>
+                              <w:rPr>
+                                <w:rFonts w:ascii="Arial" w:eastAsia="Times New Roman" w:hAnsi="Arial" w:cs="Arial"/>
+                                <w:bCs/>
+                                <w:lang w:eastAsia="sr-Cyrl-RS"/>
+                              </w:rPr>
+                              <w:t>detail</w:t>
+                            </w:r>
+                            <w:proofErr w:type="spellEnd"/>
                             <w:r>
                               <w:rPr>
                                 <w:rFonts w:ascii="Arial" w:eastAsia="Times New Roman" w:hAnsi="Arial" w:cs="Arial"/>
@@ -631,14 +835,70 @@
                             <w:r>
                               <w:t xml:space="preserve">• </w:t>
                             </w:r>
-                            <w:r>
-                              <w:rPr>
-                                <w:rFonts w:ascii="Arial" w:eastAsia="Times New Roman" w:hAnsi="Arial" w:cs="Arial"/>
-                                <w:bCs/>
-                                <w:lang w:eastAsia="sr-Cyrl-RS"/>
-                              </w:rPr>
-                              <w:t>Effective communication and teamwork</w:t>
-                            </w:r>
+                            <w:proofErr w:type="spellStart"/>
+                            <w:r>
+                              <w:rPr>
+                                <w:rFonts w:ascii="Arial" w:eastAsia="Times New Roman" w:hAnsi="Arial" w:cs="Arial"/>
+                                <w:bCs/>
+                                <w:lang w:eastAsia="sr-Cyrl-RS"/>
+                              </w:rPr>
+                              <w:t>Effective</w:t>
+                            </w:r>
+                            <w:proofErr w:type="spellEnd"/>
+                            <w:r>
+                              <w:rPr>
+                                <w:rFonts w:ascii="Arial" w:eastAsia="Times New Roman" w:hAnsi="Arial" w:cs="Arial"/>
+                                <w:bCs/>
+                                <w:lang w:eastAsia="sr-Cyrl-RS"/>
+                              </w:rPr>
+                              <w:t xml:space="preserve"> </w:t>
+                            </w:r>
+                            <w:proofErr w:type="spellStart"/>
+                            <w:r>
+                              <w:rPr>
+                                <w:rFonts w:ascii="Arial" w:eastAsia="Times New Roman" w:hAnsi="Arial" w:cs="Arial"/>
+                                <w:bCs/>
+                                <w:lang w:eastAsia="sr-Cyrl-RS"/>
+                              </w:rPr>
+                              <w:t>communication</w:t>
+                            </w:r>
+                            <w:proofErr w:type="spellEnd"/>
+                            <w:r>
+                              <w:rPr>
+                                <w:rFonts w:ascii="Arial" w:eastAsia="Times New Roman" w:hAnsi="Arial" w:cs="Arial"/>
+                                <w:bCs/>
+                                <w:lang w:eastAsia="sr-Cyrl-RS"/>
+                              </w:rPr>
+                              <w:t xml:space="preserve"> </w:t>
+                            </w:r>
+                            <w:proofErr w:type="spellStart"/>
+                            <w:r>
+                              <w:rPr>
+                                <w:rFonts w:ascii="Arial" w:eastAsia="Times New Roman" w:hAnsi="Arial" w:cs="Arial"/>
+                                <w:bCs/>
+                                <w:lang w:eastAsia="sr-Cyrl-RS"/>
+                              </w:rPr>
+                              <w:t>and</w:t>
+                            </w:r>
+                            <w:proofErr w:type="spellEnd"/>
+                            <w:r>
+                              <w:rPr>
+                                <w:rFonts w:ascii="Arial" w:eastAsia="Times New Roman" w:hAnsi="Arial" w:cs="Arial"/>
+                                <w:bCs/>
+                                <w:lang w:eastAsia="sr-Cyrl-RS"/>
+                              </w:rPr>
+                              <w:t xml:space="preserve"> </w:t>
+                            </w:r>
+                            <w:proofErr w:type="spellStart"/>
+                            <w:r>
+                              <w:rPr>
+                                <w:rFonts w:ascii="Arial" w:eastAsia="Times New Roman" w:hAnsi="Arial" w:cs="Arial"/>
+                                <w:bCs/>
+                                <w:lang w:eastAsia="sr-Cyrl-RS"/>
+                              </w:rPr>
+                              <w:t>teamwork</w:t>
+                            </w:r>
+                            <w:proofErr w:type="spellEnd"/>
                             <w:r>
                               <w:rPr>
                                 <w:rFonts w:ascii="Arial" w:eastAsia="Times New Roman" w:hAnsi="Arial" w:cs="Arial"/>
@@ -658,14 +918,124 @@
                             <w:r>
                               <w:t xml:space="preserve">• </w:t>
                             </w:r>
-                            <w:r>
-                              <w:rPr>
-                                <w:rFonts w:ascii="Arial" w:eastAsia="Times New Roman" w:hAnsi="Arial" w:cs="Arial"/>
-                                <w:bCs/>
-                                <w:lang w:eastAsia="sr-Cyrl-RS"/>
-                              </w:rPr>
-                              <w:t>Quick learner with the ability to adapt</w:t>
-                            </w:r>
+                            <w:proofErr w:type="spellStart"/>
+                            <w:r>
+                              <w:rPr>
+                                <w:rFonts w:ascii="Arial" w:eastAsia="Times New Roman" w:hAnsi="Arial" w:cs="Arial"/>
+                                <w:bCs/>
+                                <w:lang w:eastAsia="sr-Cyrl-RS"/>
+                              </w:rPr>
+                              <w:t>Quick</w:t>
+                            </w:r>
+                            <w:proofErr w:type="spellEnd"/>
+                            <w:r>
+                              <w:rPr>
+                                <w:rFonts w:ascii="Arial" w:eastAsia="Times New Roman" w:hAnsi="Arial" w:cs="Arial"/>
+                                <w:bCs/>
+                                <w:lang w:eastAsia="sr-Cyrl-RS"/>
+                              </w:rPr>
+                              <w:t xml:space="preserve"> </w:t>
+                            </w:r>
+                            <w:proofErr w:type="spellStart"/>
+                            <w:r>
+                              <w:rPr>
+                                <w:rFonts w:ascii="Arial" w:eastAsia="Times New Roman" w:hAnsi="Arial" w:cs="Arial"/>
+                                <w:bCs/>
+                                <w:lang w:eastAsia="sr-Cyrl-RS"/>
+                              </w:rPr>
+                              <w:t>learner</w:t>
+                            </w:r>
+                            <w:proofErr w:type="spellEnd"/>
+                            <w:r>
+                              <w:rPr>
+                                <w:rFonts w:ascii="Arial" w:eastAsia="Times New Roman" w:hAnsi="Arial" w:cs="Arial"/>
+                                <w:bCs/>
+                                <w:lang w:eastAsia="sr-Cyrl-RS"/>
+                              </w:rPr>
+                              <w:t xml:space="preserve"> </w:t>
+                            </w:r>
+                            <w:proofErr w:type="spellStart"/>
+                            <w:r>
+                              <w:rPr>
+                                <w:rFonts w:ascii="Arial" w:eastAsia="Times New Roman" w:hAnsi="Arial" w:cs="Arial"/>
+                                <w:bCs/>
+                                <w:lang w:eastAsia="sr-Cyrl-RS"/>
+                              </w:rPr>
+                              <w:t>with</w:t>
+                            </w:r>
+                            <w:proofErr w:type="spellEnd"/>
+                            <w:r>
+                              <w:rPr>
+                                <w:rFonts w:ascii="Arial" w:eastAsia="Times New Roman" w:hAnsi="Arial" w:cs="Arial"/>
+                                <w:bCs/>
+                                <w:lang w:eastAsia="sr-Cyrl-RS"/>
+                              </w:rPr>
+                              <w:t xml:space="preserve"> </w:t>
+                            </w:r>
+                            <w:proofErr w:type="spellStart"/>
+                            <w:r>
+                              <w:rPr>
+                                <w:rFonts w:ascii="Arial" w:eastAsia="Times New Roman" w:hAnsi="Arial" w:cs="Arial"/>
+                                <w:bCs/>
+                                <w:lang w:eastAsia="sr-Cyrl-RS"/>
+                              </w:rPr>
+                              <w:t>the</w:t>
+                            </w:r>
+                            <w:proofErr w:type="spellEnd"/>
+                            <w:r>
+                              <w:rPr>
+                                <w:rFonts w:ascii="Arial" w:eastAsia="Times New Roman" w:hAnsi="Arial" w:cs="Arial"/>
+                                <w:bCs/>
+                                <w:lang w:eastAsia="sr-Cyrl-RS"/>
+                              </w:rPr>
+                              <w:t xml:space="preserve"> </w:t>
+                            </w:r>
+                            <w:proofErr w:type="spellStart"/>
+                            <w:r>
+                              <w:rPr>
+                                <w:rFonts w:ascii="Arial" w:eastAsia="Times New Roman" w:hAnsi="Arial" w:cs="Arial"/>
+                                <w:bCs/>
+                                <w:lang w:eastAsia="sr-Cyrl-RS"/>
+                              </w:rPr>
+                              <w:t>ability</w:t>
+                            </w:r>
+                            <w:proofErr w:type="spellEnd"/>
+                            <w:r>
+                              <w:rPr>
+                                <w:rFonts w:ascii="Arial" w:eastAsia="Times New Roman" w:hAnsi="Arial" w:cs="Arial"/>
+                                <w:bCs/>
+                                <w:lang w:eastAsia="sr-Cyrl-RS"/>
+                              </w:rPr>
+                              <w:t xml:space="preserve"> </w:t>
+                            </w:r>
+                            <w:proofErr w:type="spellStart"/>
+                            <w:r>
+                              <w:rPr>
+                                <w:rFonts w:ascii="Arial" w:eastAsia="Times New Roman" w:hAnsi="Arial" w:cs="Arial"/>
+                                <w:bCs/>
+                                <w:lang w:eastAsia="sr-Cyrl-RS"/>
+                              </w:rPr>
+                              <w:t>to</w:t>
+                            </w:r>
+                            <w:proofErr w:type="spellEnd"/>
+                            <w:r>
+                              <w:rPr>
+                                <w:rFonts w:ascii="Arial" w:eastAsia="Times New Roman" w:hAnsi="Arial" w:cs="Arial"/>
+                                <w:bCs/>
+                                <w:lang w:eastAsia="sr-Cyrl-RS"/>
+                              </w:rPr>
+                              <w:t xml:space="preserve"> </w:t>
+                            </w:r>
+                            <w:proofErr w:type="spellStart"/>
+                            <w:r>
+                              <w:rPr>
+                                <w:rFonts w:ascii="Arial" w:eastAsia="Times New Roman" w:hAnsi="Arial" w:cs="Arial"/>
+                                <w:bCs/>
+                                <w:lang w:eastAsia="sr-Cyrl-RS"/>
+                              </w:rPr>
+                              <w:t>adapt</w:t>
+                            </w:r>
+                            <w:proofErr w:type="spellEnd"/>
                             <w:r>
                               <w:rPr>
                                 <w:rFonts w:ascii="Arial" w:eastAsia="Times New Roman" w:hAnsi="Arial" w:cs="Arial"/>
@@ -685,14 +1055,106 @@
                             <w:r>
                               <w:t xml:space="preserve">• </w:t>
                             </w:r>
-                            <w:r>
-                              <w:rPr>
-                                <w:rFonts w:ascii="Arial" w:eastAsia="Times New Roman" w:hAnsi="Arial" w:cs="Arial"/>
-                                <w:bCs/>
-                                <w:lang w:eastAsia="sr-Cyrl-RS"/>
-                              </w:rPr>
-                              <w:t>Willingness to learn and continuously develop</w:t>
-                            </w:r>
+                            <w:proofErr w:type="spellStart"/>
+                            <w:r>
+                              <w:rPr>
+                                <w:rFonts w:ascii="Arial" w:eastAsia="Times New Roman" w:hAnsi="Arial" w:cs="Arial"/>
+                                <w:bCs/>
+                                <w:lang w:eastAsia="sr-Cyrl-RS"/>
+                              </w:rPr>
+                              <w:t>Willingness</w:t>
+                            </w:r>
+                            <w:proofErr w:type="spellEnd"/>
+                            <w:r>
+                              <w:rPr>
+                                <w:rFonts w:ascii="Arial" w:eastAsia="Times New Roman" w:hAnsi="Arial" w:cs="Arial"/>
+                                <w:bCs/>
+                                <w:lang w:eastAsia="sr-Cyrl-RS"/>
+                              </w:rPr>
+                              <w:t xml:space="preserve"> </w:t>
+                            </w:r>
+                            <w:proofErr w:type="spellStart"/>
+                            <w:r>
+                              <w:rPr>
+                                <w:rFonts w:ascii="Arial" w:eastAsia="Times New Roman" w:hAnsi="Arial" w:cs="Arial"/>
+                                <w:bCs/>
+                                <w:lang w:eastAsia="sr-Cyrl-RS"/>
+                              </w:rPr>
+                              <w:t>to</w:t>
+                            </w:r>
+                            <w:proofErr w:type="spellEnd"/>
+                            <w:r>
+                              <w:rPr>
+                                <w:rFonts w:ascii="Arial" w:eastAsia="Times New Roman" w:hAnsi="Arial" w:cs="Arial"/>
+                                <w:bCs/>
+                                <w:lang w:eastAsia="sr-Cyrl-RS"/>
+                              </w:rPr>
+                              <w:t xml:space="preserve"> </w:t>
+                            </w:r>
+                            <w:proofErr w:type="spellStart"/>
+                            <w:r>
+                              <w:rPr>
+                                <w:rFonts w:ascii="Arial" w:eastAsia="Times New Roman" w:hAnsi="Arial" w:cs="Arial"/>
+                                <w:bCs/>
+                                <w:lang w:eastAsia="sr-Cyrl-RS"/>
+                              </w:rPr>
+                              <w:t>learn</w:t>
+                            </w:r>
+                            <w:proofErr w:type="spellEnd"/>
+                            <w:r>
+                              <w:rPr>
+                                <w:rFonts w:ascii="Arial" w:eastAsia="Times New Roman" w:hAnsi="Arial" w:cs="Arial"/>
+                                <w:bCs/>
+                                <w:lang w:eastAsia="sr-Cyrl-RS"/>
+                              </w:rPr>
+                              <w:t xml:space="preserve"> </w:t>
+                            </w:r>
+                            <w:proofErr w:type="spellStart"/>
+                            <w:r>
+                              <w:rPr>
+                                <w:rFonts w:ascii="Arial" w:eastAsia="Times New Roman" w:hAnsi="Arial" w:cs="Arial"/>
+                                <w:bCs/>
+                                <w:lang w:eastAsia="sr-Cyrl-RS"/>
+                              </w:rPr>
+                              <w:t>and</w:t>
+                            </w:r>
+                            <w:proofErr w:type="spellEnd"/>
+                            <w:r>
+                              <w:rPr>
+                                <w:rFonts w:ascii="Arial" w:eastAsia="Times New Roman" w:hAnsi="Arial" w:cs="Arial"/>
+                                <w:bCs/>
+                                <w:lang w:eastAsia="sr-Cyrl-RS"/>
+                              </w:rPr>
+                              <w:t xml:space="preserve"> </w:t>
+                            </w:r>
+                            <w:proofErr w:type="spellStart"/>
+                            <w:r>
+                              <w:rPr>
+                                <w:rFonts w:ascii="Arial" w:eastAsia="Times New Roman" w:hAnsi="Arial" w:cs="Arial"/>
+                                <w:bCs/>
+                                <w:lang w:eastAsia="sr-Cyrl-RS"/>
+                              </w:rPr>
+                              <w:t>continuously</w:t>
+                            </w:r>
+                            <w:proofErr w:type="spellEnd"/>
+                            <w:r>
+                              <w:rPr>
+                                <w:rFonts w:ascii="Arial" w:eastAsia="Times New Roman" w:hAnsi="Arial" w:cs="Arial"/>
+                                <w:bCs/>
+                                <w:lang w:eastAsia="sr-Cyrl-RS"/>
+                              </w:rPr>
+                              <w:t xml:space="preserve"> </w:t>
+                            </w:r>
+                            <w:proofErr w:type="spellStart"/>
+                            <w:r>
+                              <w:rPr>
+                                <w:rFonts w:ascii="Arial" w:eastAsia="Times New Roman" w:hAnsi="Arial" w:cs="Arial"/>
+                                <w:bCs/>
+                                <w:lang w:eastAsia="sr-Cyrl-RS"/>
+                              </w:rPr>
+                              <w:t>develop</w:t>
+                            </w:r>
+                            <w:proofErr w:type="spellEnd"/>
                             <w:r>
                               <w:rPr>
                                 <w:rFonts w:ascii="Arial" w:eastAsia="Times New Roman" w:hAnsi="Arial" w:cs="Arial"/>
@@ -1077,8 +1539,6 @@
                               </w:rPr>
                               <w:t>:</w:t>
                             </w:r>
-                            <w:bookmarkStart w:id="0" w:name="_GoBack"/>
-                            <w:bookmarkEnd w:id="0"/>
                             <w:r>
                               <w:rPr>
                                 <w:rFonts w:ascii="Arial" w:hAnsi="Arial" w:cs="Arial"/>
@@ -1350,7 +1810,7 @@
                                     <pic:cNvPicPr/>
                                   </pic:nvPicPr>
                                   <pic:blipFill>
-                                    <a:blip r:embed="rId7">
+                                    <a:blip r:embed="rId10">
                                       <a:extLst>
                                         <a:ext uri="{28A0092B-C50C-407E-A947-70E740481C1C}">
                                           <a14:useLocalDpi xmlns:a14="http://schemas.microsoft.com/office/drawing/2010/main" val="0"/>
@@ -1993,7 +2453,23 @@
           <w:rFonts w:ascii="Arial" w:hAnsi="Arial" w:cs="Arial"/>
           <w:lang w:val="en-US"/>
         </w:rPr>
-        <w:t>erienced in creating modern, responsive, and user-friendly websites and web applications through academic, personal, and thesis projects. Skilled in HTML, CSS, JavaScript, React, Next.js, TypeScript, and Tailwind C</w:t>
+        <w:t xml:space="preserve">erienced in creating modern, responsive, and user-friendly websites and web applications through academic, personal, and thesis projects. Skilled in HTML, CSS, JavaScript, React, Next.js, </w:t>
+      </w:r>
+      <w:proofErr w:type="spellStart"/>
+      <w:r>
+        <w:rPr>
+          <w:rFonts w:ascii="Arial" w:hAnsi="Arial" w:cs="Arial"/>
+          <w:lang w:val="en-US"/>
+        </w:rPr>
+        <w:t>TypeScript</w:t>
+      </w:r>
+      <w:proofErr w:type="spellEnd"/>
+      <w:r>
+        <w:rPr>
+          <w:rFonts w:ascii="Arial" w:hAnsi="Arial" w:cs="Arial"/>
+          <w:lang w:val="en-US"/>
+        </w:rPr>
+        <w:t>, and Tailwind C</w:t>
       </w:r>
       <w:r>
         <w:rPr>
@@ -2028,16 +2504,7 @@
           <w:szCs w:val="22"/>
           <w:lang w:val="en-US"/>
         </w:rPr>
-        <w:t>Passionate about transforming ideas into clean, intuitive, and visually appealing digital solutions, with a strong focus on user experience, responsive design, and attention to detail. Eager to contribute to real-world projects, grow as a frontend developer, and continue expandin</w:t>
-      </w:r>
-      <w:r>
-        <w:rPr>
-          <w:rFonts w:ascii="Arial" w:hAnsi="Arial" w:cs="Arial"/>
-          <w:sz w:val="22"/>
-          <w:szCs w:val="22"/>
-          <w:lang w:val="en-US"/>
-        </w:rPr>
-        <w:t>g technical and creative skills.</w:t>
+        <w:t>Passionate about transforming ideas into clean, intuitive, and visually appealing digital solutions, with a strong focus on user experience, responsive design, and attention to detail. Eager to contribute to real-world projects, grow as a frontend developer, and continue expanding technical and creative skills.</w:t>
       </w:r>
       <w:r>
         <w:rPr>
@@ -2047,7 +2514,7 @@
           <w:lang w:val="sr-Latn-RS"/>
         </w:rPr>
         <w:pict>
-          <v:rect id="_x0000_i1025" style="width:323.8pt;height:1.5pt;mso-position-vertical:absolute" o:hralign="center" o:hrstd="t" o:hr="t" fillcolor="#a0a0a0" stroked="f"/>
+          <v:rect id="_x0000_i1026" style="width:323.8pt;height:1.5pt;mso-position-vertical:absolute" o:hralign="center" o:hrstd="t" o:hr="t" fillcolor="#a0a0a0" stroked="f"/>
         </w:pict>
       </w:r>
     </w:p>
@@ -2092,33 +2559,212 @@
           <w:lang w:val="sr-Latn-RS"/>
         </w:rPr>
       </w:pPr>
+      <w:proofErr w:type="spellStart"/>
       <w:r>
         <w:rPr>
           <w:rStyle w:val="a3"/>
           <w:rFonts w:ascii="Arial" w:hAnsi="Arial" w:cs="Arial"/>
         </w:rPr>
-        <w:t>Faculty of Information Technologies and Engineering</w:t>
-      </w:r>
+        <w:t>Faculty</w:t>
+      </w:r>
+      <w:proofErr w:type="spellEnd"/>
+      <w:r>
+        <w:rPr>
+          <w:rStyle w:val="a3"/>
+          <w:rFonts w:ascii="Arial" w:hAnsi="Arial" w:cs="Arial"/>
+        </w:rPr>
+        <w:t xml:space="preserve"> </w:t>
+      </w:r>
+      <w:proofErr w:type="spellStart"/>
+      <w:r>
+        <w:rPr>
+          <w:rStyle w:val="a3"/>
+          <w:rFonts w:ascii="Arial" w:hAnsi="Arial" w:cs="Arial"/>
+        </w:rPr>
+        <w:t>of</w:t>
+      </w:r>
+      <w:proofErr w:type="spellEnd"/>
+      <w:r>
+        <w:rPr>
+          <w:rStyle w:val="a3"/>
+          <w:rFonts w:ascii="Arial" w:hAnsi="Arial" w:cs="Arial"/>
+        </w:rPr>
+        <w:t xml:space="preserve"> </w:t>
+      </w:r>
+      <w:proofErr w:type="spellStart"/>
+      <w:r>
+        <w:rPr>
+          <w:rStyle w:val="a3"/>
+          <w:rFonts w:ascii="Arial" w:hAnsi="Arial" w:cs="Arial"/>
+        </w:rPr>
+        <w:t>Information</w:t>
+      </w:r>
+      <w:proofErr w:type="spellEnd"/>
+      <w:r>
+        <w:rPr>
+          <w:rStyle w:val="a3"/>
+          <w:rFonts w:ascii="Arial" w:hAnsi="Arial" w:cs="Arial"/>
+        </w:rPr>
+        <w:t xml:space="preserve"> Technologies </w:t>
+      </w:r>
+      <w:proofErr w:type="spellStart"/>
+      <w:r>
+        <w:rPr>
+          <w:rStyle w:val="a3"/>
+          <w:rFonts w:ascii="Arial" w:hAnsi="Arial" w:cs="Arial"/>
+        </w:rPr>
+        <w:t>and</w:t>
+      </w:r>
+      <w:proofErr w:type="spellEnd"/>
+      <w:r>
+        <w:rPr>
+          <w:rStyle w:val="a3"/>
+          <w:rFonts w:ascii="Arial" w:hAnsi="Arial" w:cs="Arial"/>
+        </w:rPr>
+        <w:t xml:space="preserve"> </w:t>
+      </w:r>
+      <w:proofErr w:type="spellStart"/>
+      <w:r>
+        <w:rPr>
+          <w:rStyle w:val="a3"/>
+          <w:rFonts w:ascii="Arial" w:hAnsi="Arial" w:cs="Arial"/>
+        </w:rPr>
+        <w:t>Engineering</w:t>
+      </w:r>
+      <w:proofErr w:type="spellEnd"/>
       <w:r>
         <w:rPr>
           <w:rFonts w:ascii="Arial" w:hAnsi="Arial" w:cs="Arial"/>
         </w:rPr>
         <w:br/>
-        <w:t>University Union – Nikola Tesla, Belgrade</w:t>
-      </w:r>
+      </w:r>
+      <w:proofErr w:type="spellStart"/>
+      <w:r>
+        <w:rPr>
+          <w:rFonts w:ascii="Arial" w:hAnsi="Arial" w:cs="Arial"/>
+        </w:rPr>
+        <w:t>University</w:t>
+      </w:r>
+      <w:proofErr w:type="spellEnd"/>
+      <w:r>
+        <w:rPr>
+          <w:rFonts w:ascii="Arial" w:hAnsi="Arial" w:cs="Arial"/>
+        </w:rPr>
+        <w:t xml:space="preserve"> </w:t>
+      </w:r>
+      <w:proofErr w:type="spellStart"/>
+      <w:r>
+        <w:rPr>
+          <w:rFonts w:ascii="Arial" w:hAnsi="Arial" w:cs="Arial"/>
+        </w:rPr>
+        <w:t>Union</w:t>
+      </w:r>
+      <w:proofErr w:type="spellEnd"/>
+      <w:r>
+        <w:rPr>
+          <w:rFonts w:ascii="Arial" w:hAnsi="Arial" w:cs="Arial"/>
+        </w:rPr>
+        <w:t xml:space="preserve"> – </w:t>
+      </w:r>
+      <w:proofErr w:type="spellStart"/>
+      <w:r>
+        <w:rPr>
+          <w:rFonts w:ascii="Arial" w:hAnsi="Arial" w:cs="Arial"/>
+        </w:rPr>
+        <w:t>Nikola</w:t>
+      </w:r>
+      <w:proofErr w:type="spellEnd"/>
+      <w:r>
+        <w:rPr>
+          <w:rFonts w:ascii="Arial" w:hAnsi="Arial" w:cs="Arial"/>
+        </w:rPr>
+        <w:t xml:space="preserve"> </w:t>
+      </w:r>
+      <w:proofErr w:type="spellStart"/>
+      <w:r>
+        <w:rPr>
+          <w:rFonts w:ascii="Arial" w:hAnsi="Arial" w:cs="Arial"/>
+        </w:rPr>
+        <w:t>Tesla</w:t>
+      </w:r>
+      <w:proofErr w:type="spellEnd"/>
+      <w:r>
+        <w:rPr>
+          <w:rFonts w:ascii="Arial" w:hAnsi="Arial" w:cs="Arial"/>
+        </w:rPr>
+        <w:t xml:space="preserve">, </w:t>
+      </w:r>
+      <w:proofErr w:type="spellStart"/>
+      <w:r>
+        <w:rPr>
+          <w:rFonts w:ascii="Arial" w:hAnsi="Arial" w:cs="Arial"/>
+        </w:rPr>
+        <w:t>Belgrade</w:t>
+      </w:r>
+      <w:proofErr w:type="spellEnd"/>
       <w:r>
         <w:rPr>
           <w:rFonts w:ascii="Arial" w:hAnsi="Arial" w:cs="Arial"/>
         </w:rPr>
         <w:br/>
       </w:r>
+      <w:proofErr w:type="spellStart"/>
       <w:r>
         <w:rPr>
           <w:rStyle w:val="a3"/>
           <w:rFonts w:ascii="Arial" w:hAnsi="Arial" w:cs="Arial"/>
         </w:rPr>
-        <w:t>Bachelor of Information Systems</w:t>
-      </w:r>
+        <w:t>Bachelor</w:t>
+      </w:r>
+      <w:proofErr w:type="spellEnd"/>
+      <w:r>
+        <w:rPr>
+          <w:rStyle w:val="a3"/>
+          <w:rFonts w:ascii="Arial" w:hAnsi="Arial" w:cs="Arial"/>
+        </w:rPr>
+        <w:t xml:space="preserve"> </w:t>
+      </w:r>
+      <w:proofErr w:type="spellStart"/>
+      <w:r>
+        <w:rPr>
+          <w:rStyle w:val="a3"/>
+          <w:rFonts w:ascii="Arial" w:hAnsi="Arial" w:cs="Arial"/>
+        </w:rPr>
+        <w:t>of</w:t>
+      </w:r>
+      <w:proofErr w:type="spellEnd"/>
+      <w:r>
+        <w:rPr>
+          <w:rStyle w:val="a3"/>
+          <w:rFonts w:ascii="Arial" w:hAnsi="Arial" w:cs="Arial"/>
+        </w:rPr>
+        <w:t xml:space="preserve"> </w:t>
+      </w:r>
+      <w:proofErr w:type="spellStart"/>
+      <w:r>
+        <w:rPr>
+          <w:rStyle w:val="a3"/>
+          <w:rFonts w:ascii="Arial" w:hAnsi="Arial" w:cs="Arial"/>
+        </w:rPr>
+        <w:t>Information</w:t>
+      </w:r>
+      <w:proofErr w:type="spellEnd"/>
+      <w:r>
+        <w:rPr>
+          <w:rStyle w:val="a3"/>
+          <w:rFonts w:ascii="Arial" w:hAnsi="Arial" w:cs="Arial"/>
+        </w:rPr>
+        <w:t xml:space="preserve"> </w:t>
+      </w:r>
+      <w:proofErr w:type="spellStart"/>
+      <w:r>
+        <w:rPr>
+          <w:rStyle w:val="a3"/>
+          <w:rFonts w:ascii="Arial" w:hAnsi="Arial" w:cs="Arial"/>
+        </w:rPr>
+        <w:t>Systems</w:t>
+      </w:r>
+      <w:proofErr w:type="spellEnd"/>
       <w:r>
         <w:rPr>
           <w:rFonts w:ascii="Arial" w:hAnsi="Arial" w:cs="Arial"/>
@@ -2132,7 +2778,7 @@
           <w:lang w:val="sr-Latn-RS" w:eastAsia="sr-Cyrl-RS"/>
         </w:rPr>
         <w:pict>
-          <v:rect id="_x0000_i1026" style="width:323.8pt;height:1.5pt;mso-position-vertical:absolute" o:hralign="center" o:hrstd="t" o:hr="t" fillcolor="#a0a0a0" stroked="f"/>
+          <v:rect id="_x0000_i1027" style="width:323.8pt;height:1.5pt;mso-position-vertical:absolute" o:hralign="center" o:hrstd="t" o:hr="t" fillcolor="#a0a0a0" stroked="f"/>
         </w:pict>
       </w:r>
     </w:p>
@@ -2215,11 +2861,313 @@
           <w:lang w:val="sr-Latn-RS" w:eastAsia="sr-Cyrl-RS"/>
         </w:rPr>
       </w:pPr>
-      <w:r>
-        <w:rPr>
-          <w:rFonts w:ascii="Arial" w:hAnsi="Arial" w:cs="Arial"/>
-        </w:rPr>
-        <w:t>Designed and developed a full-stack web application for meal planning, food inventory management, and nutritional value tracking as part of my bachelor’s thesis.</w:t>
+      <w:proofErr w:type="spellStart"/>
+      <w:r>
+        <w:rPr>
+          <w:rFonts w:ascii="Arial" w:hAnsi="Arial" w:cs="Arial"/>
+        </w:rPr>
+        <w:t>Designed</w:t>
+      </w:r>
+      <w:proofErr w:type="spellEnd"/>
+      <w:r>
+        <w:rPr>
+          <w:rFonts w:ascii="Arial" w:hAnsi="Arial" w:cs="Arial"/>
+        </w:rPr>
+        <w:t xml:space="preserve"> </w:t>
+      </w:r>
+      <w:proofErr w:type="spellStart"/>
+      <w:r>
+        <w:rPr>
+          <w:rFonts w:ascii="Arial" w:hAnsi="Arial" w:cs="Arial"/>
+        </w:rPr>
+        <w:t>and</w:t>
+      </w:r>
+      <w:proofErr w:type="spellEnd"/>
+      <w:r>
+        <w:rPr>
+          <w:rFonts w:ascii="Arial" w:hAnsi="Arial" w:cs="Arial"/>
+        </w:rPr>
+        <w:t xml:space="preserve"> </w:t>
+      </w:r>
+      <w:proofErr w:type="spellStart"/>
+      <w:r>
+        <w:rPr>
+          <w:rFonts w:ascii="Arial" w:hAnsi="Arial" w:cs="Arial"/>
+        </w:rPr>
+        <w:t>developed</w:t>
+      </w:r>
+      <w:proofErr w:type="spellEnd"/>
+      <w:r>
+        <w:rPr>
+          <w:rFonts w:ascii="Arial" w:hAnsi="Arial" w:cs="Arial"/>
+        </w:rPr>
+        <w:t xml:space="preserve"> a </w:t>
+      </w:r>
+      <w:proofErr w:type="spellStart"/>
+      <w:r>
+        <w:rPr>
+          <w:rFonts w:ascii="Arial" w:hAnsi="Arial" w:cs="Arial"/>
+        </w:rPr>
+        <w:t>full-stack</w:t>
+      </w:r>
+      <w:proofErr w:type="spellEnd"/>
+      <w:r>
+        <w:rPr>
+          <w:rFonts w:ascii="Arial" w:hAnsi="Arial" w:cs="Arial"/>
+        </w:rPr>
+        <w:t xml:space="preserve"> </w:t>
+      </w:r>
+      <w:proofErr w:type="spellStart"/>
+      <w:r>
+        <w:rPr>
+          <w:rFonts w:ascii="Arial" w:hAnsi="Arial" w:cs="Arial"/>
+        </w:rPr>
+        <w:t>web</w:t>
+      </w:r>
+      <w:proofErr w:type="spellEnd"/>
+      <w:r>
+        <w:rPr>
+          <w:rFonts w:ascii="Arial" w:hAnsi="Arial" w:cs="Arial"/>
+        </w:rPr>
+        <w:t xml:space="preserve"> </w:t>
+      </w:r>
+      <w:proofErr w:type="spellStart"/>
+      <w:r>
+        <w:rPr>
+          <w:rFonts w:ascii="Arial" w:hAnsi="Arial" w:cs="Arial"/>
+        </w:rPr>
+        <w:t>application</w:t>
+      </w:r>
+      <w:proofErr w:type="spellEnd"/>
+      <w:r>
+        <w:rPr>
+          <w:rFonts w:ascii="Arial" w:hAnsi="Arial" w:cs="Arial"/>
+        </w:rPr>
+        <w:t xml:space="preserve"> </w:t>
+      </w:r>
+      <w:proofErr w:type="spellStart"/>
+      <w:r>
+        <w:rPr>
+          <w:rFonts w:ascii="Arial" w:hAnsi="Arial" w:cs="Arial"/>
+        </w:rPr>
+        <w:t>for</w:t>
+      </w:r>
+      <w:proofErr w:type="spellEnd"/>
+      <w:r>
+        <w:rPr>
+          <w:rFonts w:ascii="Arial" w:hAnsi="Arial" w:cs="Arial"/>
+        </w:rPr>
+        <w:t xml:space="preserve"> </w:t>
+      </w:r>
+      <w:proofErr w:type="spellStart"/>
+      <w:r>
+        <w:rPr>
+          <w:rFonts w:ascii="Arial" w:hAnsi="Arial" w:cs="Arial"/>
+        </w:rPr>
+        <w:t>meal</w:t>
+      </w:r>
+      <w:proofErr w:type="spellEnd"/>
+      <w:r>
+        <w:rPr>
+          <w:rFonts w:ascii="Arial" w:hAnsi="Arial" w:cs="Arial"/>
+        </w:rPr>
+        <w:t xml:space="preserve"> </w:t>
+      </w:r>
+      <w:proofErr w:type="spellStart"/>
+      <w:r>
+        <w:rPr>
+          <w:rFonts w:ascii="Arial" w:hAnsi="Arial" w:cs="Arial"/>
+        </w:rPr>
+        <w:t>planning</w:t>
+      </w:r>
+      <w:proofErr w:type="spellEnd"/>
+      <w:r>
+        <w:rPr>
+          <w:rFonts w:ascii="Arial" w:hAnsi="Arial" w:cs="Arial"/>
+        </w:rPr>
+        <w:t xml:space="preserve">, </w:t>
+      </w:r>
+      <w:proofErr w:type="spellStart"/>
+      <w:r>
+        <w:rPr>
+          <w:rFonts w:ascii="Arial" w:hAnsi="Arial" w:cs="Arial"/>
+        </w:rPr>
+        <w:t>food</w:t>
+      </w:r>
+      <w:proofErr w:type="spellEnd"/>
+      <w:r>
+        <w:rPr>
+          <w:rFonts w:ascii="Arial" w:hAnsi="Arial" w:cs="Arial"/>
+        </w:rPr>
+        <w:t xml:space="preserve"> </w:t>
+      </w:r>
+      <w:proofErr w:type="spellStart"/>
+      <w:r>
+        <w:rPr>
+          <w:rFonts w:ascii="Arial" w:hAnsi="Arial" w:cs="Arial"/>
+        </w:rPr>
+        <w:t>inventory</w:t>
+      </w:r>
+      <w:proofErr w:type="spellEnd"/>
+      <w:r>
+        <w:rPr>
+          <w:rFonts w:ascii="Arial" w:hAnsi="Arial" w:cs="Arial"/>
+        </w:rPr>
+        <w:t xml:space="preserve"> </w:t>
+      </w:r>
+      <w:proofErr w:type="spellStart"/>
+      <w:r>
+        <w:rPr>
+          <w:rFonts w:ascii="Arial" w:hAnsi="Arial" w:cs="Arial"/>
+        </w:rPr>
+        <w:t>management</w:t>
+      </w:r>
+      <w:proofErr w:type="spellEnd"/>
+      <w:r>
+        <w:rPr>
+          <w:rFonts w:ascii="Arial" w:hAnsi="Arial" w:cs="Arial"/>
+        </w:rPr>
+        <w:t xml:space="preserve">, </w:t>
+      </w:r>
+      <w:proofErr w:type="spellStart"/>
+      <w:r>
+        <w:rPr>
+          <w:rFonts w:ascii="Arial" w:hAnsi="Arial" w:cs="Arial"/>
+        </w:rPr>
+        <w:t>and</w:t>
+      </w:r>
+      <w:proofErr w:type="spellEnd"/>
+      <w:r>
+        <w:rPr>
+          <w:rFonts w:ascii="Arial" w:hAnsi="Arial" w:cs="Arial"/>
+        </w:rPr>
+        <w:t xml:space="preserve"> </w:t>
+      </w:r>
+      <w:proofErr w:type="spellStart"/>
+      <w:r>
+        <w:rPr>
+          <w:rFonts w:ascii="Arial" w:hAnsi="Arial" w:cs="Arial"/>
+        </w:rPr>
+        <w:t>nutritional</w:t>
+      </w:r>
+      <w:proofErr w:type="spellEnd"/>
+      <w:r>
+        <w:rPr>
+          <w:rFonts w:ascii="Arial" w:hAnsi="Arial" w:cs="Arial"/>
+        </w:rPr>
+        <w:t xml:space="preserve"> </w:t>
+      </w:r>
+      <w:proofErr w:type="spellStart"/>
+      <w:r>
+        <w:rPr>
+          <w:rFonts w:ascii="Arial" w:hAnsi="Arial" w:cs="Arial"/>
+        </w:rPr>
+        <w:t>value</w:t>
+      </w:r>
+      <w:proofErr w:type="spellEnd"/>
+      <w:r>
+        <w:rPr>
+          <w:rFonts w:ascii="Arial" w:hAnsi="Arial" w:cs="Arial"/>
+        </w:rPr>
+        <w:t xml:space="preserve"> </w:t>
+      </w:r>
+      <w:proofErr w:type="spellStart"/>
+      <w:r>
+        <w:rPr>
+          <w:rFonts w:ascii="Arial" w:hAnsi="Arial" w:cs="Arial"/>
+        </w:rPr>
+        <w:t>tracking</w:t>
+      </w:r>
+      <w:proofErr w:type="spellEnd"/>
+      <w:r>
+        <w:rPr>
+          <w:rFonts w:ascii="Arial" w:hAnsi="Arial" w:cs="Arial"/>
+        </w:rPr>
+        <w:t xml:space="preserve"> </w:t>
+      </w:r>
+      <w:proofErr w:type="spellStart"/>
+      <w:r>
+        <w:rPr>
+          <w:rFonts w:ascii="Arial" w:hAnsi="Arial" w:cs="Arial"/>
+        </w:rPr>
+        <w:t>as</w:t>
+      </w:r>
+      <w:proofErr w:type="spellEnd"/>
+      <w:r>
+        <w:rPr>
+          <w:rFonts w:ascii="Arial" w:hAnsi="Arial" w:cs="Arial"/>
+        </w:rPr>
+        <w:t xml:space="preserve"> </w:t>
+      </w:r>
+      <w:proofErr w:type="spellStart"/>
+      <w:r>
+        <w:rPr>
+          <w:rFonts w:ascii="Arial" w:hAnsi="Arial" w:cs="Arial"/>
+        </w:rPr>
+        <w:t>part</w:t>
+      </w:r>
+      <w:proofErr w:type="spellEnd"/>
+      <w:r>
+        <w:rPr>
+          <w:rFonts w:ascii="Arial" w:hAnsi="Arial" w:cs="Arial"/>
+        </w:rPr>
+        <w:t xml:space="preserve"> </w:t>
+      </w:r>
+      <w:proofErr w:type="spellStart"/>
+      <w:r>
+        <w:rPr>
+          <w:rFonts w:ascii="Arial" w:hAnsi="Arial" w:cs="Arial"/>
+        </w:rPr>
+        <w:t>of</w:t>
+      </w:r>
+      <w:proofErr w:type="spellEnd"/>
+      <w:r>
+        <w:rPr>
+          <w:rFonts w:ascii="Arial" w:hAnsi="Arial" w:cs="Arial"/>
+        </w:rPr>
+        <w:t xml:space="preserve"> </w:t>
+      </w:r>
+      <w:proofErr w:type="spellStart"/>
+      <w:r>
+        <w:rPr>
+          <w:rFonts w:ascii="Arial" w:hAnsi="Arial" w:cs="Arial"/>
+        </w:rPr>
+        <w:t>my</w:t>
+      </w:r>
+      <w:proofErr w:type="spellEnd"/>
+      <w:r>
+        <w:rPr>
+          <w:rFonts w:ascii="Arial" w:hAnsi="Arial" w:cs="Arial"/>
+        </w:rPr>
+        <w:t xml:space="preserve"> </w:t>
+      </w:r>
+      <w:proofErr w:type="spellStart"/>
+      <w:r>
+        <w:rPr>
+          <w:rFonts w:ascii="Arial" w:hAnsi="Arial" w:cs="Arial"/>
+        </w:rPr>
+        <w:t>bachelor’s</w:t>
+      </w:r>
+      <w:proofErr w:type="spellEnd"/>
+      <w:r>
+        <w:rPr>
+          <w:rFonts w:ascii="Arial" w:hAnsi="Arial" w:cs="Arial"/>
+        </w:rPr>
+        <w:t xml:space="preserve"> </w:t>
+      </w:r>
+      <w:proofErr w:type="spellStart"/>
+      <w:r>
+        <w:rPr>
+          <w:rFonts w:ascii="Arial" w:hAnsi="Arial" w:cs="Arial"/>
+        </w:rPr>
+        <w:t>thesis</w:t>
+      </w:r>
+      <w:proofErr w:type="spellEnd"/>
+      <w:r>
+        <w:rPr>
+          <w:rFonts w:ascii="Arial" w:hAnsi="Arial" w:cs="Arial"/>
+        </w:rPr>
+        <w:t>.</w:t>
       </w:r>
       <w:r>
         <w:rPr>
@@ -2238,8 +3186,30 @@
         <w:rPr>
           <w:rFonts w:ascii="Arial" w:hAnsi="Arial" w:cs="Arial"/>
         </w:rPr>
-        <w:t xml:space="preserve"> HTML, CSS, JavaScript, Node.js, Express.js, MySQL</w:t>
-      </w:r>
+        <w:t xml:space="preserve"> HTML, CSS, </w:t>
+      </w:r>
+      <w:proofErr w:type="spellStart"/>
+      <w:r>
+        <w:rPr>
+          <w:rFonts w:ascii="Arial" w:hAnsi="Arial" w:cs="Arial"/>
+        </w:rPr>
+        <w:t>JavaScript</w:t>
+      </w:r>
+      <w:proofErr w:type="spellEnd"/>
+      <w:r>
+        <w:rPr>
+          <w:rFonts w:ascii="Arial" w:hAnsi="Arial" w:cs="Arial"/>
+        </w:rPr>
+        <w:t xml:space="preserve">, Node.js, Express.js, </w:t>
+      </w:r>
+      <w:proofErr w:type="spellStart"/>
+      <w:r>
+        <w:rPr>
+          <w:rFonts w:ascii="Arial" w:hAnsi="Arial" w:cs="Arial"/>
+        </w:rPr>
+        <w:t>MySQL</w:t>
+      </w:r>
+      <w:proofErr w:type="spellEnd"/>
       <w:r>
         <w:rPr>
           <w:rFonts w:ascii="Arial" w:eastAsia="Times New Roman" w:hAnsi="Arial" w:cs="Arial"/>
@@ -2267,13 +3237,47 @@
         </w:rPr>
         <w:t xml:space="preserve">• </w:t>
       </w:r>
+      <w:proofErr w:type="spellStart"/>
       <w:r>
         <w:rPr>
           <w:rFonts w:ascii="Arial" w:hAnsi="Arial" w:cs="Arial"/>
           <w:b/>
         </w:rPr>
-        <w:t>Business Promotion Website</w:t>
-      </w:r>
+        <w:t>Business</w:t>
+      </w:r>
+      <w:proofErr w:type="spellEnd"/>
+      <w:r>
+        <w:rPr>
+          <w:rFonts w:ascii="Arial" w:hAnsi="Arial" w:cs="Arial"/>
+          <w:b/>
+        </w:rPr>
+        <w:t xml:space="preserve"> </w:t>
+      </w:r>
+      <w:proofErr w:type="spellStart"/>
+      <w:r>
+        <w:rPr>
+          <w:rFonts w:ascii="Arial" w:hAnsi="Arial" w:cs="Arial"/>
+          <w:b/>
+        </w:rPr>
+        <w:t>Promotion</w:t>
+      </w:r>
+      <w:proofErr w:type="spellEnd"/>
+      <w:r>
+        <w:rPr>
+          <w:rFonts w:ascii="Arial" w:hAnsi="Arial" w:cs="Arial"/>
+          <w:b/>
+        </w:rPr>
+        <w:t xml:space="preserve"> </w:t>
+      </w:r>
+      <w:proofErr w:type="spellStart"/>
+      <w:r>
+        <w:rPr>
+          <w:rFonts w:ascii="Arial" w:hAnsi="Arial" w:cs="Arial"/>
+          <w:b/>
+        </w:rPr>
+        <w:t>Website</w:t>
+      </w:r>
+      <w:proofErr w:type="spellEnd"/>
     </w:p>
     <w:p>
       <w:pPr>
@@ -2283,11 +3287,257 @@
           <w:rFonts w:ascii="Arial" w:hAnsi="Arial" w:cs="Arial"/>
         </w:rPr>
       </w:pPr>
-      <w:r>
-        <w:rPr>
-          <w:rFonts w:ascii="Arial" w:hAnsi="Arial" w:cs="Arial"/>
-        </w:rPr>
-        <w:t>Designed and developed a modern business website with a clean layout, responsive design, focus on user experience, and WhatsApp integration.</w:t>
+      <w:proofErr w:type="spellStart"/>
+      <w:r>
+        <w:rPr>
+          <w:rFonts w:ascii="Arial" w:hAnsi="Arial" w:cs="Arial"/>
+        </w:rPr>
+        <w:t>Designed</w:t>
+      </w:r>
+      <w:proofErr w:type="spellEnd"/>
+      <w:r>
+        <w:rPr>
+          <w:rFonts w:ascii="Arial" w:hAnsi="Arial" w:cs="Arial"/>
+        </w:rPr>
+        <w:t xml:space="preserve"> </w:t>
+      </w:r>
+      <w:proofErr w:type="spellStart"/>
+      <w:r>
+        <w:rPr>
+          <w:rFonts w:ascii="Arial" w:hAnsi="Arial" w:cs="Arial"/>
+        </w:rPr>
+        <w:t>and</w:t>
+      </w:r>
+      <w:proofErr w:type="spellEnd"/>
+      <w:r>
+        <w:rPr>
+          <w:rFonts w:ascii="Arial" w:hAnsi="Arial" w:cs="Arial"/>
+        </w:rPr>
+        <w:t xml:space="preserve"> </w:t>
+      </w:r>
+      <w:proofErr w:type="spellStart"/>
+      <w:r>
+        <w:rPr>
+          <w:rFonts w:ascii="Arial" w:hAnsi="Arial" w:cs="Arial"/>
+        </w:rPr>
+        <w:t>developed</w:t>
+      </w:r>
+      <w:proofErr w:type="spellEnd"/>
+      <w:r>
+        <w:rPr>
+          <w:rFonts w:ascii="Arial" w:hAnsi="Arial" w:cs="Arial"/>
+        </w:rPr>
+        <w:t xml:space="preserve"> a </w:t>
+      </w:r>
+      <w:proofErr w:type="spellStart"/>
+      <w:r>
+        <w:rPr>
+          <w:rFonts w:ascii="Arial" w:hAnsi="Arial" w:cs="Arial"/>
+        </w:rPr>
+        <w:t>modern</w:t>
+      </w:r>
+      <w:proofErr w:type="spellEnd"/>
+      <w:r>
+        <w:rPr>
+          <w:rFonts w:ascii="Arial" w:hAnsi="Arial" w:cs="Arial"/>
+        </w:rPr>
+        <w:t xml:space="preserve"> </w:t>
+      </w:r>
+      <w:proofErr w:type="spellStart"/>
+      <w:r>
+        <w:rPr>
+          <w:rFonts w:ascii="Arial" w:hAnsi="Arial" w:cs="Arial"/>
+        </w:rPr>
+        <w:t>business</w:t>
+      </w:r>
+      <w:proofErr w:type="spellEnd"/>
+      <w:r>
+        <w:rPr>
+          <w:rFonts w:ascii="Arial" w:hAnsi="Arial" w:cs="Arial"/>
+        </w:rPr>
+        <w:t xml:space="preserve"> </w:t>
+      </w:r>
+      <w:proofErr w:type="spellStart"/>
+      <w:r>
+        <w:rPr>
+          <w:rFonts w:ascii="Arial" w:hAnsi="Arial" w:cs="Arial"/>
+        </w:rPr>
+        <w:t>website</w:t>
+      </w:r>
+      <w:proofErr w:type="spellEnd"/>
+      <w:r>
+        <w:rPr>
+          <w:rFonts w:ascii="Arial" w:hAnsi="Arial" w:cs="Arial"/>
+        </w:rPr>
+        <w:t xml:space="preserve"> </w:t>
+      </w:r>
+      <w:proofErr w:type="spellStart"/>
+      <w:r>
+        <w:rPr>
+          <w:rFonts w:ascii="Arial" w:hAnsi="Arial" w:cs="Arial"/>
+        </w:rPr>
+        <w:t>with</w:t>
+      </w:r>
+      <w:proofErr w:type="spellEnd"/>
+      <w:r>
+        <w:rPr>
+          <w:rFonts w:ascii="Arial" w:hAnsi="Arial" w:cs="Arial"/>
+        </w:rPr>
+        <w:t xml:space="preserve"> a </w:t>
+      </w:r>
+      <w:proofErr w:type="spellStart"/>
+      <w:r>
+        <w:rPr>
+          <w:rFonts w:ascii="Arial" w:hAnsi="Arial" w:cs="Arial"/>
+        </w:rPr>
+        <w:t>clean</w:t>
+      </w:r>
+      <w:proofErr w:type="spellEnd"/>
+      <w:r>
+        <w:rPr>
+          <w:rFonts w:ascii="Arial" w:hAnsi="Arial" w:cs="Arial"/>
+        </w:rPr>
+        <w:t xml:space="preserve"> </w:t>
+      </w:r>
+      <w:proofErr w:type="spellStart"/>
+      <w:r>
+        <w:rPr>
+          <w:rFonts w:ascii="Arial" w:hAnsi="Arial" w:cs="Arial"/>
+        </w:rPr>
+        <w:t>layout</w:t>
+      </w:r>
+      <w:proofErr w:type="spellEnd"/>
+      <w:r>
+        <w:rPr>
+          <w:rFonts w:ascii="Arial" w:hAnsi="Arial" w:cs="Arial"/>
+        </w:rPr>
+        <w:t xml:space="preserve">, </w:t>
+      </w:r>
+      <w:proofErr w:type="spellStart"/>
+      <w:r>
+        <w:rPr>
+          <w:rFonts w:ascii="Arial" w:hAnsi="Arial" w:cs="Arial"/>
+        </w:rPr>
+        <w:t>responsive</w:t>
+      </w:r>
+      <w:proofErr w:type="spellEnd"/>
+      <w:r>
+        <w:rPr>
+          <w:rFonts w:ascii="Arial" w:hAnsi="Arial" w:cs="Arial"/>
+        </w:rPr>
+        <w:t xml:space="preserve"> </w:t>
+      </w:r>
+      <w:proofErr w:type="spellStart"/>
+      <w:r>
+        <w:rPr>
+          <w:rFonts w:ascii="Arial" w:hAnsi="Arial" w:cs="Arial"/>
+        </w:rPr>
+        <w:t>design</w:t>
+      </w:r>
+      <w:proofErr w:type="spellEnd"/>
+      <w:r>
+        <w:rPr>
+          <w:rFonts w:ascii="Arial" w:hAnsi="Arial" w:cs="Arial"/>
+        </w:rPr>
+        <w:t xml:space="preserve">, </w:t>
+      </w:r>
+      <w:proofErr w:type="spellStart"/>
+      <w:r>
+        <w:rPr>
+          <w:rFonts w:ascii="Arial" w:hAnsi="Arial" w:cs="Arial"/>
+        </w:rPr>
+        <w:t>focus</w:t>
+      </w:r>
+      <w:proofErr w:type="spellEnd"/>
+      <w:r>
+        <w:rPr>
+          <w:rFonts w:ascii="Arial" w:hAnsi="Arial" w:cs="Arial"/>
+        </w:rPr>
+        <w:t xml:space="preserve"> </w:t>
+      </w:r>
+      <w:proofErr w:type="spellStart"/>
+      <w:r>
+        <w:rPr>
+          <w:rFonts w:ascii="Arial" w:hAnsi="Arial" w:cs="Arial"/>
+        </w:rPr>
+        <w:t>on</w:t>
+      </w:r>
+      <w:proofErr w:type="spellEnd"/>
+      <w:r>
+        <w:rPr>
+          <w:rFonts w:ascii="Arial" w:hAnsi="Arial" w:cs="Arial"/>
+        </w:rPr>
+        <w:t xml:space="preserve"> </w:t>
+      </w:r>
+      <w:proofErr w:type="spellStart"/>
+      <w:r>
+        <w:rPr>
+          <w:rFonts w:ascii="Arial" w:hAnsi="Arial" w:cs="Arial"/>
+        </w:rPr>
+        <w:t>user</w:t>
+      </w:r>
+      <w:proofErr w:type="spellEnd"/>
+      <w:r>
+        <w:rPr>
+          <w:rFonts w:ascii="Arial" w:hAnsi="Arial" w:cs="Arial"/>
+        </w:rPr>
+        <w:t xml:space="preserve"> </w:t>
+      </w:r>
+      <w:proofErr w:type="spellStart"/>
+      <w:r>
+        <w:rPr>
+          <w:rFonts w:ascii="Arial" w:hAnsi="Arial" w:cs="Arial"/>
+        </w:rPr>
+        <w:t>experience</w:t>
+      </w:r>
+      <w:proofErr w:type="spellEnd"/>
+      <w:r>
+        <w:rPr>
+          <w:rFonts w:ascii="Arial" w:hAnsi="Arial" w:cs="Arial"/>
+        </w:rPr>
+        <w:t xml:space="preserve">, </w:t>
+      </w:r>
+      <w:proofErr w:type="spellStart"/>
+      <w:r>
+        <w:rPr>
+          <w:rFonts w:ascii="Arial" w:hAnsi="Arial" w:cs="Arial"/>
+        </w:rPr>
+        <w:t>and</w:t>
+      </w:r>
+      <w:proofErr w:type="spellEnd"/>
+      <w:r>
+        <w:rPr>
+          <w:rFonts w:ascii="Arial" w:hAnsi="Arial" w:cs="Arial"/>
+        </w:rPr>
+        <w:t xml:space="preserve"> </w:t>
+      </w:r>
+      <w:proofErr w:type="spellStart"/>
+      <w:r>
+        <w:rPr>
+          <w:rFonts w:ascii="Arial" w:hAnsi="Arial" w:cs="Arial"/>
+        </w:rPr>
+        <w:t>WhatsApp</w:t>
+      </w:r>
+      <w:proofErr w:type="spellEnd"/>
+      <w:r>
+        <w:rPr>
+          <w:rFonts w:ascii="Arial" w:hAnsi="Arial" w:cs="Arial"/>
+        </w:rPr>
+        <w:t xml:space="preserve"> </w:t>
+      </w:r>
+      <w:proofErr w:type="spellStart"/>
+      <w:r>
+        <w:rPr>
+          <w:rFonts w:ascii="Arial" w:hAnsi="Arial" w:cs="Arial"/>
+        </w:rPr>
+        <w:t>integration</w:t>
+      </w:r>
+      <w:proofErr w:type="spellEnd"/>
+      <w:r>
+        <w:rPr>
+          <w:rFonts w:ascii="Arial" w:hAnsi="Arial" w:cs="Arial"/>
+        </w:rPr>
+        <w:t>.</w:t>
       </w:r>
     </w:p>
     <w:p>
@@ -2380,11 +3630,271 @@
           <w:rFonts w:ascii="Arial" w:hAnsi="Arial" w:cs="Arial"/>
         </w:rPr>
       </w:pPr>
-      <w:r>
-        <w:rPr>
-          <w:rFonts w:ascii="Arial" w:hAnsi="Arial" w:cs="Arial"/>
-        </w:rPr>
-        <w:t>Designed and developed a responsive appointment booking web application featuring an intuitive user interface, admin panel, and appointment management functionality.</w:t>
+      <w:proofErr w:type="spellStart"/>
+      <w:r>
+        <w:rPr>
+          <w:rFonts w:ascii="Arial" w:hAnsi="Arial" w:cs="Arial"/>
+        </w:rPr>
+        <w:t>Designed</w:t>
+      </w:r>
+      <w:proofErr w:type="spellEnd"/>
+      <w:r>
+        <w:rPr>
+          <w:rFonts w:ascii="Arial" w:hAnsi="Arial" w:cs="Arial"/>
+        </w:rPr>
+        <w:t xml:space="preserve"> </w:t>
+      </w:r>
+      <w:proofErr w:type="spellStart"/>
+      <w:r>
+        <w:rPr>
+          <w:rFonts w:ascii="Arial" w:hAnsi="Arial" w:cs="Arial"/>
+        </w:rPr>
+        <w:t>and</w:t>
+      </w:r>
+      <w:proofErr w:type="spellEnd"/>
+      <w:r>
+        <w:rPr>
+          <w:rFonts w:ascii="Arial" w:hAnsi="Arial" w:cs="Arial"/>
+        </w:rPr>
+        <w:t xml:space="preserve"> </w:t>
+      </w:r>
+      <w:proofErr w:type="spellStart"/>
+      <w:r>
+        <w:rPr>
+          <w:rFonts w:ascii="Arial" w:hAnsi="Arial" w:cs="Arial"/>
+        </w:rPr>
+        <w:t>developed</w:t>
+      </w:r>
+      <w:proofErr w:type="spellEnd"/>
+      <w:r>
+        <w:rPr>
+          <w:rFonts w:ascii="Arial" w:hAnsi="Arial" w:cs="Arial"/>
+        </w:rPr>
+        <w:t xml:space="preserve"> a </w:t>
+      </w:r>
+      <w:proofErr w:type="spellStart"/>
+      <w:r>
+        <w:rPr>
+          <w:rFonts w:ascii="Arial" w:hAnsi="Arial" w:cs="Arial"/>
+        </w:rPr>
+        <w:t>responsive</w:t>
+      </w:r>
+      <w:proofErr w:type="spellEnd"/>
+      <w:r>
+        <w:rPr>
+          <w:rFonts w:ascii="Arial" w:hAnsi="Arial" w:cs="Arial"/>
+        </w:rPr>
+        <w:t xml:space="preserve"> </w:t>
+      </w:r>
+      <w:proofErr w:type="spellStart"/>
+      <w:r>
+        <w:rPr>
+          <w:rFonts w:ascii="Arial" w:hAnsi="Arial" w:cs="Arial"/>
+        </w:rPr>
+        <w:t>appointment</w:t>
+      </w:r>
+      <w:proofErr w:type="spellEnd"/>
+      <w:r>
+        <w:rPr>
+          <w:rFonts w:ascii="Arial" w:hAnsi="Arial" w:cs="Arial"/>
+        </w:rPr>
+        <w:t xml:space="preserve"> </w:t>
+      </w:r>
+      <w:proofErr w:type="spellStart"/>
+      <w:r>
+        <w:rPr>
+          <w:rFonts w:ascii="Arial" w:hAnsi="Arial" w:cs="Arial"/>
+        </w:rPr>
+        <w:t>booking</w:t>
+      </w:r>
+      <w:proofErr w:type="spellEnd"/>
+      <w:r>
+        <w:rPr>
+          <w:rFonts w:ascii="Arial" w:hAnsi="Arial" w:cs="Arial"/>
+        </w:rPr>
+        <w:t xml:space="preserve"> </w:t>
+      </w:r>
+      <w:proofErr w:type="spellStart"/>
+      <w:r>
+        <w:rPr>
+          <w:rFonts w:ascii="Arial" w:hAnsi="Arial" w:cs="Arial"/>
+        </w:rPr>
+        <w:t>web</w:t>
+      </w:r>
+      <w:proofErr w:type="spellEnd"/>
+      <w:r>
+        <w:rPr>
+          <w:rFonts w:ascii="Arial" w:hAnsi="Arial" w:cs="Arial"/>
+        </w:rPr>
+        <w:t xml:space="preserve"> </w:t>
+      </w:r>
+      <w:proofErr w:type="spellStart"/>
+      <w:r>
+        <w:rPr>
+          <w:rFonts w:ascii="Arial" w:hAnsi="Arial" w:cs="Arial"/>
+        </w:rPr>
+        <w:t>application</w:t>
+      </w:r>
+      <w:proofErr w:type="spellEnd"/>
+      <w:r>
+        <w:rPr>
+          <w:rFonts w:ascii="Arial" w:hAnsi="Arial" w:cs="Arial"/>
+        </w:rPr>
+        <w:t xml:space="preserve"> </w:t>
+      </w:r>
+      <w:proofErr w:type="spellStart"/>
+      <w:r>
+        <w:rPr>
+          <w:rFonts w:ascii="Arial" w:hAnsi="Arial" w:cs="Arial"/>
+        </w:rPr>
+        <w:t>featuring</w:t>
+      </w:r>
+      <w:proofErr w:type="spellEnd"/>
+      <w:r>
+        <w:rPr>
+          <w:rFonts w:ascii="Arial" w:hAnsi="Arial" w:cs="Arial"/>
+        </w:rPr>
+        <w:t xml:space="preserve"> </w:t>
+      </w:r>
+      <w:proofErr w:type="spellStart"/>
+      <w:r>
+        <w:rPr>
+          <w:rFonts w:ascii="Arial" w:hAnsi="Arial" w:cs="Arial"/>
+        </w:rPr>
+        <w:t>an</w:t>
+      </w:r>
+      <w:proofErr w:type="spellEnd"/>
+      <w:r>
+        <w:rPr>
+          <w:rFonts w:ascii="Arial" w:hAnsi="Arial" w:cs="Arial"/>
+        </w:rPr>
+        <w:t xml:space="preserve"> </w:t>
+      </w:r>
+      <w:proofErr w:type="spellStart"/>
+      <w:r>
+        <w:rPr>
+          <w:rFonts w:ascii="Arial" w:hAnsi="Arial" w:cs="Arial"/>
+        </w:rPr>
+        <w:t>intuitive</w:t>
+      </w:r>
+      <w:proofErr w:type="spellEnd"/>
+      <w:r>
+        <w:rPr>
+          <w:rFonts w:ascii="Arial" w:hAnsi="Arial" w:cs="Arial"/>
+        </w:rPr>
+        <w:t xml:space="preserve"> </w:t>
+      </w:r>
+      <w:proofErr w:type="spellStart"/>
+      <w:r>
+        <w:rPr>
+          <w:rFonts w:ascii="Arial" w:hAnsi="Arial" w:cs="Arial"/>
+        </w:rPr>
+        <w:t>user</w:t>
+      </w:r>
+      <w:proofErr w:type="spellEnd"/>
+      <w:r>
+        <w:rPr>
+          <w:rFonts w:ascii="Arial" w:hAnsi="Arial" w:cs="Arial"/>
+        </w:rPr>
+        <w:t xml:space="preserve"> </w:t>
+      </w:r>
+      <w:proofErr w:type="spellStart"/>
+      <w:r>
+        <w:rPr>
+          <w:rFonts w:ascii="Arial" w:hAnsi="Arial" w:cs="Arial"/>
+        </w:rPr>
+        <w:t>interface</w:t>
+      </w:r>
+      <w:proofErr w:type="spellEnd"/>
+      <w:r>
+        <w:rPr>
+          <w:rFonts w:ascii="Arial" w:hAnsi="Arial" w:cs="Arial"/>
+        </w:rPr>
+        <w:t xml:space="preserve">, </w:t>
+      </w:r>
+      <w:proofErr w:type="spellStart"/>
+      <w:r>
+        <w:rPr>
+          <w:rFonts w:ascii="Arial" w:hAnsi="Arial" w:cs="Arial"/>
+        </w:rPr>
+        <w:t>admin</w:t>
+      </w:r>
+      <w:proofErr w:type="spellEnd"/>
+      <w:r>
+        <w:rPr>
+          <w:rFonts w:ascii="Arial" w:hAnsi="Arial" w:cs="Arial"/>
+        </w:rPr>
+        <w:t xml:space="preserve"> </w:t>
+      </w:r>
+      <w:proofErr w:type="spellStart"/>
+      <w:r>
+        <w:rPr>
+          <w:rFonts w:ascii="Arial" w:hAnsi="Arial" w:cs="Arial"/>
+        </w:rPr>
+        <w:t>panel</w:t>
+      </w:r>
+      <w:proofErr w:type="spellEnd"/>
+      <w:r>
+        <w:rPr>
+          <w:rFonts w:ascii="Arial" w:hAnsi="Arial" w:cs="Arial"/>
+        </w:rPr>
+        <w:t xml:space="preserve">, </w:t>
+      </w:r>
+      <w:proofErr w:type="spellStart"/>
+      <w:r>
+        <w:rPr>
+          <w:rFonts w:ascii="Arial" w:hAnsi="Arial" w:cs="Arial"/>
+        </w:rPr>
+        <w:t>and</w:t>
+      </w:r>
+      <w:proofErr w:type="spellEnd"/>
+      <w:r>
+        <w:rPr>
+          <w:rFonts w:ascii="Arial" w:hAnsi="Arial" w:cs="Arial"/>
+        </w:rPr>
+        <w:t xml:space="preserve"> </w:t>
+      </w:r>
+      <w:proofErr w:type="spellStart"/>
+      <w:r>
+        <w:rPr>
+          <w:rFonts w:ascii="Arial" w:hAnsi="Arial" w:cs="Arial"/>
+        </w:rPr>
+        <w:t>appointment</w:t>
+      </w:r>
+      <w:proofErr w:type="spellEnd"/>
+      <w:r>
+        <w:rPr>
+          <w:rFonts w:ascii="Arial" w:hAnsi="Arial" w:cs="Arial"/>
+        </w:rPr>
+        <w:t xml:space="preserve"> </w:t>
+      </w:r>
+      <w:proofErr w:type="spellStart"/>
+      <w:r>
+        <w:rPr>
+          <w:rFonts w:ascii="Arial" w:hAnsi="Arial" w:cs="Arial"/>
+        </w:rPr>
+        <w:t>management</w:t>
+      </w:r>
+      <w:proofErr w:type="spellEnd"/>
+      <w:r>
+        <w:rPr>
+          <w:rFonts w:ascii="Arial" w:hAnsi="Arial" w:cs="Arial"/>
+        </w:rPr>
+        <w:t xml:space="preserve"> </w:t>
+      </w:r>
+      <w:proofErr w:type="spellStart"/>
+      <w:r>
+        <w:rPr>
+          <w:rFonts w:ascii="Arial" w:hAnsi="Arial" w:cs="Arial"/>
+        </w:rPr>
+        <w:t>functionality</w:t>
+      </w:r>
+      <w:proofErr w:type="spellEnd"/>
+      <w:r>
+        <w:rPr>
+          <w:rFonts w:ascii="Arial" w:hAnsi="Arial" w:cs="Arial"/>
+        </w:rPr>
+        <w:t>.</w:t>
       </w:r>
     </w:p>
     <w:p>
@@ -2482,11 +3992,271 @@
           <w:rFonts w:ascii="Arial" w:hAnsi="Arial" w:cs="Arial"/>
         </w:rPr>
       </w:pPr>
-      <w:r>
-        <w:rPr>
-          <w:rFonts w:ascii="Arial" w:hAnsi="Arial" w:cs="Arial"/>
-        </w:rPr>
-        <w:t>Developed a responsive website for an online programming school featuring course information, pricing, target audience, FAQ, contact form, and consultation booking.</w:t>
+      <w:proofErr w:type="spellStart"/>
+      <w:r>
+        <w:rPr>
+          <w:rFonts w:ascii="Arial" w:hAnsi="Arial" w:cs="Arial"/>
+        </w:rPr>
+        <w:t>Developed</w:t>
+      </w:r>
+      <w:proofErr w:type="spellEnd"/>
+      <w:r>
+        <w:rPr>
+          <w:rFonts w:ascii="Arial" w:hAnsi="Arial" w:cs="Arial"/>
+        </w:rPr>
+        <w:t xml:space="preserve"> a </w:t>
+      </w:r>
+      <w:proofErr w:type="spellStart"/>
+      <w:r>
+        <w:rPr>
+          <w:rFonts w:ascii="Arial" w:hAnsi="Arial" w:cs="Arial"/>
+        </w:rPr>
+        <w:t>responsive</w:t>
+      </w:r>
+      <w:proofErr w:type="spellEnd"/>
+      <w:r>
+        <w:rPr>
+          <w:rFonts w:ascii="Arial" w:hAnsi="Arial" w:cs="Arial"/>
+        </w:rPr>
+        <w:t xml:space="preserve"> </w:t>
+      </w:r>
+      <w:proofErr w:type="spellStart"/>
+      <w:r>
+        <w:rPr>
+          <w:rFonts w:ascii="Arial" w:hAnsi="Arial" w:cs="Arial"/>
+        </w:rPr>
+        <w:t>website</w:t>
+      </w:r>
+      <w:proofErr w:type="spellEnd"/>
+      <w:r>
+        <w:rPr>
+          <w:rFonts w:ascii="Arial" w:hAnsi="Arial" w:cs="Arial"/>
+        </w:rPr>
+        <w:t xml:space="preserve"> </w:t>
+      </w:r>
+      <w:proofErr w:type="spellStart"/>
+      <w:r>
+        <w:rPr>
+          <w:rFonts w:ascii="Arial" w:hAnsi="Arial" w:cs="Arial"/>
+        </w:rPr>
+        <w:t>for</w:t>
+      </w:r>
+      <w:proofErr w:type="spellEnd"/>
+      <w:r>
+        <w:rPr>
+          <w:rFonts w:ascii="Arial" w:hAnsi="Arial" w:cs="Arial"/>
+        </w:rPr>
+        <w:t xml:space="preserve"> </w:t>
+      </w:r>
+      <w:proofErr w:type="spellStart"/>
+      <w:r>
+        <w:rPr>
+          <w:rFonts w:ascii="Arial" w:hAnsi="Arial" w:cs="Arial"/>
+        </w:rPr>
+        <w:t>an</w:t>
+      </w:r>
+      <w:proofErr w:type="spellEnd"/>
+      <w:r>
+        <w:rPr>
+          <w:rFonts w:ascii="Arial" w:hAnsi="Arial" w:cs="Arial"/>
+        </w:rPr>
+        <w:t xml:space="preserve"> </w:t>
+      </w:r>
+      <w:proofErr w:type="spellStart"/>
+      <w:r>
+        <w:rPr>
+          <w:rFonts w:ascii="Arial" w:hAnsi="Arial" w:cs="Arial"/>
+        </w:rPr>
+        <w:t>online</w:t>
+      </w:r>
+      <w:proofErr w:type="spellEnd"/>
+      <w:r>
+        <w:rPr>
+          <w:rFonts w:ascii="Arial" w:hAnsi="Arial" w:cs="Arial"/>
+        </w:rPr>
+        <w:t xml:space="preserve"> </w:t>
+      </w:r>
+      <w:proofErr w:type="spellStart"/>
+      <w:r>
+        <w:rPr>
+          <w:rFonts w:ascii="Arial" w:hAnsi="Arial" w:cs="Arial"/>
+        </w:rPr>
+        <w:t>programming</w:t>
+      </w:r>
+      <w:proofErr w:type="spellEnd"/>
+      <w:r>
+        <w:rPr>
+          <w:rFonts w:ascii="Arial" w:hAnsi="Arial" w:cs="Arial"/>
+        </w:rPr>
+        <w:t xml:space="preserve"> </w:t>
+      </w:r>
+      <w:proofErr w:type="spellStart"/>
+      <w:r>
+        <w:rPr>
+          <w:rFonts w:ascii="Arial" w:hAnsi="Arial" w:cs="Arial"/>
+        </w:rPr>
+        <w:t>school</w:t>
+      </w:r>
+      <w:proofErr w:type="spellEnd"/>
+      <w:r>
+        <w:rPr>
+          <w:rFonts w:ascii="Arial" w:hAnsi="Arial" w:cs="Arial"/>
+        </w:rPr>
+        <w:t xml:space="preserve"> </w:t>
+      </w:r>
+      <w:proofErr w:type="spellStart"/>
+      <w:r>
+        <w:rPr>
+          <w:rFonts w:ascii="Arial" w:hAnsi="Arial" w:cs="Arial"/>
+        </w:rPr>
+        <w:t>featuring</w:t>
+      </w:r>
+      <w:proofErr w:type="spellEnd"/>
+      <w:r>
+        <w:rPr>
+          <w:rFonts w:ascii="Arial" w:hAnsi="Arial" w:cs="Arial"/>
+        </w:rPr>
+        <w:t xml:space="preserve"> </w:t>
+      </w:r>
+      <w:proofErr w:type="spellStart"/>
+      <w:r>
+        <w:rPr>
+          <w:rFonts w:ascii="Arial" w:hAnsi="Arial" w:cs="Arial"/>
+        </w:rPr>
+        <w:t>course</w:t>
+      </w:r>
+      <w:proofErr w:type="spellEnd"/>
+      <w:r>
+        <w:rPr>
+          <w:rFonts w:ascii="Arial" w:hAnsi="Arial" w:cs="Arial"/>
+        </w:rPr>
+        <w:t xml:space="preserve"> </w:t>
+      </w:r>
+      <w:proofErr w:type="spellStart"/>
+      <w:r>
+        <w:rPr>
+          <w:rFonts w:ascii="Arial" w:hAnsi="Arial" w:cs="Arial"/>
+        </w:rPr>
+        <w:t>information</w:t>
+      </w:r>
+      <w:proofErr w:type="spellEnd"/>
+      <w:r>
+        <w:rPr>
+          <w:rFonts w:ascii="Arial" w:hAnsi="Arial" w:cs="Arial"/>
+        </w:rPr>
+        <w:t xml:space="preserve">, </w:t>
+      </w:r>
+      <w:proofErr w:type="spellStart"/>
+      <w:r>
+        <w:rPr>
+          <w:rFonts w:ascii="Arial" w:hAnsi="Arial" w:cs="Arial"/>
+        </w:rPr>
+        <w:t>pricing</w:t>
+      </w:r>
+      <w:proofErr w:type="spellEnd"/>
+      <w:r>
+        <w:rPr>
+          <w:rFonts w:ascii="Arial" w:hAnsi="Arial" w:cs="Arial"/>
+        </w:rPr>
+        <w:t xml:space="preserve">, </w:t>
+      </w:r>
+      <w:proofErr w:type="spellStart"/>
+      <w:r>
+        <w:rPr>
+          <w:rFonts w:ascii="Arial" w:hAnsi="Arial" w:cs="Arial"/>
+        </w:rPr>
+        <w:t>target</w:t>
+      </w:r>
+      <w:proofErr w:type="spellEnd"/>
+      <w:r>
+        <w:rPr>
+          <w:rFonts w:ascii="Arial" w:hAnsi="Arial" w:cs="Arial"/>
+        </w:rPr>
+        <w:t xml:space="preserve"> </w:t>
+      </w:r>
+      <w:proofErr w:type="spellStart"/>
+      <w:r>
+        <w:rPr>
+          <w:rFonts w:ascii="Arial" w:hAnsi="Arial" w:cs="Arial"/>
+        </w:rPr>
+        <w:t>audience</w:t>
+      </w:r>
+      <w:proofErr w:type="spellEnd"/>
+      <w:r>
+        <w:rPr>
+          <w:rFonts w:ascii="Arial" w:hAnsi="Arial" w:cs="Arial"/>
+        </w:rPr>
+        <w:t xml:space="preserve">, FAQ, </w:t>
+      </w:r>
+      <w:proofErr w:type="spellStart"/>
+      <w:r>
+        <w:rPr>
+          <w:rFonts w:ascii="Arial" w:hAnsi="Arial" w:cs="Arial"/>
+        </w:rPr>
+        <w:t>contact</w:t>
+      </w:r>
+      <w:proofErr w:type="spellEnd"/>
+      <w:r>
+        <w:rPr>
+          <w:rFonts w:ascii="Arial" w:hAnsi="Arial" w:cs="Arial"/>
+        </w:rPr>
+        <w:t xml:space="preserve"> </w:t>
+      </w:r>
+      <w:proofErr w:type="spellStart"/>
+      <w:r>
+        <w:rPr>
+          <w:rFonts w:ascii="Arial" w:hAnsi="Arial" w:cs="Arial"/>
+        </w:rPr>
+        <w:t>form</w:t>
+      </w:r>
+      <w:proofErr w:type="spellEnd"/>
+      <w:r>
+        <w:rPr>
+          <w:rFonts w:ascii="Arial" w:hAnsi="Arial" w:cs="Arial"/>
+        </w:rPr>
+        <w:t xml:space="preserve">, </w:t>
+      </w:r>
+      <w:proofErr w:type="spellStart"/>
+      <w:r>
+        <w:rPr>
+          <w:rFonts w:ascii="Arial" w:hAnsi="Arial" w:cs="Arial"/>
+        </w:rPr>
+        <w:t>and</w:t>
+      </w:r>
+      <w:proofErr w:type="spellEnd"/>
+      <w:r>
+        <w:rPr>
+          <w:rFonts w:ascii="Arial" w:hAnsi="Arial" w:cs="Arial"/>
+        </w:rPr>
+        <w:t xml:space="preserve"> </w:t>
+      </w:r>
+      <w:proofErr w:type="spellStart"/>
+      <w:r>
+        <w:rPr>
+          <w:rFonts w:ascii="Arial" w:hAnsi="Arial" w:cs="Arial"/>
+        </w:rPr>
+        <w:t>consultation</w:t>
+      </w:r>
+      <w:proofErr w:type="spellEnd"/>
+      <w:r>
+        <w:rPr>
+          <w:rFonts w:ascii="Arial" w:hAnsi="Arial" w:cs="Arial"/>
+        </w:rPr>
+        <w:t xml:space="preserve"> </w:t>
+      </w:r>
+      <w:proofErr w:type="spellStart"/>
+      <w:r>
+        <w:rPr>
+          <w:rFonts w:ascii="Arial" w:hAnsi="Arial" w:cs="Arial"/>
+        </w:rPr>
+        <w:t>booking</w:t>
+      </w:r>
+      <w:proofErr w:type="spellEnd"/>
+      <w:r>
+        <w:rPr>
+          <w:rFonts w:ascii="Arial" w:hAnsi="Arial" w:cs="Arial"/>
+        </w:rPr>
+        <w:t>.</w:t>
       </w:r>
     </w:p>
     <w:p>
@@ -2538,7 +4308,7 @@
 <w:numbering xmlns:wpc="http://schemas.microsoft.com/office/word/2010/wordprocessingCanvas" xmlns:mc="http://schemas.openxmlformats.org/markup-compatibility/2006" xmlns:o="urn:schemas-microsoft-com:office:office" xmlns:r="http://schemas.openxmlformats.org/officeDocument/2006/relationships" xmlns:m="http://schemas.openxmlformats.org/officeDocument/2006/math" xmlns:v="urn:schemas-microsoft-com:vml" xmlns:wp14="http://schemas.microsoft.com/office/word/2010/wordprocessingDrawing" xmlns:wp="http://schemas.openxmlformats.org/drawingml/2006/wordprocessingDrawing" xmlns:w10="urn:schemas-microsoft-com:office:word" xmlns:w="http://schemas.openxmlformats.org/wordprocessingml/2006/main" xmlns:w14="http://schemas.microsoft.com/office/word/2010/wordml" xmlns:w15="http://schemas.microsoft.com/office/word/2012/wordml" xmlns:wpg="http://schemas.microsoft.com/office/word/2010/wordprocessingGroup" xmlns:wpi="http://schemas.microsoft.com/office/word/2010/wordprocessingInk" xmlns:wne="http://schemas.microsoft.com/office/word/2006/wordml" xmlns:wps="http://schemas.microsoft.com/office/word/2010/wordprocessingShape" mc:Ignorable="w14 w15 wp14">
   <w:numPicBullet w:numPicBulletId="0">
     <w:pict>
-      <v:shapetype w14:anchorId="7CD4AC99" id="_x0000_t75" coordsize="21600,21600" o:spt="75" o:preferrelative="t" path="m@4@5l@4@11@9@11@9@5xe" filled="f" stroked="f">
+      <v:shapetype id="_x0000_t75" coordsize="21600,21600" o:spt="75" o:preferrelative="t" path="m@4@5l@4@11@9@11@9@5xe" filled="f" stroked="f">
         <v:stroke joinstyle="miter"/>
         <v:formulas>
           <v:f eqn="if lineDrawn pixelLineWidth 0"/>
@@ -2557,7 +4327,7 @@
         <v:path o:extrusionok="f" gradientshapeok="t" o:connecttype="rect"/>
         <o:lock v:ext="edit" aspectratio="t"/>
       </v:shapetype>
-      <v:shape id="_x0000_i1034" type="#_x0000_t75" style="width:511.8pt;height:511.8pt;visibility:visible;mso-wrap-style:square" o:bullet="t">
+      <v:shape id="_x0000_i1026" type="#_x0000_t75" style="width:511.8pt;height:511.8pt;visibility:visible;mso-wrap-style:square" o:bullet="t">
         <v:imagedata r:id="rId1" o:title=""/>
       </v:shape>
     </w:pict>
